--- a/products-storage/00-free-akt-skrytyh-rabot/04-zapros-o-poryadke-osvidetelstvovaniya.docx
+++ b/products-storage/00-free-akt-skrytyh-rabot/04-zapros-o-poryadke-osvidetelstvovaniya.docx
@@ -115,7 +115,7 @@
         <w:pStyle w:val="ListNumber"/>
       </w:pPr>
       <w:r>
-        <w:t>Представителей, участие которых обязательно при освидетельствовании, с должностями и контактами.</w:t>
+        <w:t>Представителей, которых вторая сторона направит на освидетельствование, с должностями и контактами. Круг обязательных участников задан нормой; просим подтвердить конкретных лиц и порядок их извещения.</w:t>
       </w:r>
     </w:p>
     <w:p>
@@ -152,7 +152,7 @@
     </w:p>
     <w:p>
       <w:r>
-        <w:t>Ответ просим направить в письменной форме на адрес {{АДРЕС_ДЛЯ_ОТВЕТА}}. До получения ответа освидетельствование будет проводиться в порядке, предусмотренном договором и проектной документацией, с уведомлением по адресу, указанному в договоре.</w:t>
+        <w:t>Ответ просим направить в письменной форме на адрес {{АДРЕС_ДЛЯ_ОТВЕТА}}. До получения ответа освидетельствование будет проводиться в порядке, установленном действующей редакцией нормативных требований к освидетельствованию скрытых работ и конкретизированном договором и проектной документацией, с уведомлением по адресу, указанному в договоре.</w:t>
       </w:r>
     </w:p>
     <w:p>
